--- a/data/outputs/v2/Grade11/Biology/Quizzes/SS3.1_Reproduction_in_Animals/Biology_G11_SS3.1_Reproduction_in_Animals_L7_AnswerKey.docx
+++ b/data/outputs/v2/Grade11/Biology/Quizzes/SS3.1_Reproduction_in_Animals/Biology_G11_SS3.1_Reproduction_in_Animals_L7_AnswerKey.docx
@@ -1405,7 +1405,7 @@
         </w:rPr>
         <w:t xml:space="preserve">© 2026 SeaVuria and ARES. Aligned with KICD objectives. Developed by SeaVuria; technical implementation by ARES (with AI assistance from Claude). Licensed under </w:t>
       </w:r>
-      <w:hyperlink w:history="1" r:id="rIdi8qzyzr6m8bzb_wnqeywp">
+      <w:hyperlink w:history="1" r:id="rIdqj3nqrpa9w2qsezoygxfl">
         <w:r>
           <w:rPr>
             <w:rFonts w:ascii="Arial" w:cs="Arial" w:eastAsia="Arial" w:hAnsi="Arial"/>
@@ -1426,7 +1426,7 @@
         </w:rPr>
         <w:t xml:space="preserve"> (</w:t>
       </w:r>
-      <w:hyperlink w:history="1" r:id="rIdbmc3ooe4lvlm5s4f28wik">
+      <w:hyperlink w:history="1" r:id="rId5qqtbhdupoeuow1wu-koh">
         <w:r>
           <w:rPr>
             <w:rFonts w:ascii="Arial" w:cs="Arial" w:eastAsia="Arial" w:hAnsi="Arial"/>

--- a/data/outputs/v2/Grade11/Biology/Quizzes/SS3.1_Reproduction_in_Animals/Biology_G11_SS3.1_Reproduction_in_Animals_L7_AnswerKey.docx
+++ b/data/outputs/v2/Grade11/Biology/Quizzes/SS3.1_Reproduction_in_Animals/Biology_G11_SS3.1_Reproduction_in_Animals_L7_AnswerKey.docx
@@ -1405,7 +1405,7 @@
         </w:rPr>
         <w:t xml:space="preserve">© 2026 SeaVuria and ARES. Aligned with KICD objectives. Developed by SeaVuria; technical implementation by ARES (with AI assistance from Claude). Licensed under </w:t>
       </w:r>
-      <w:hyperlink w:history="1" r:id="rIdqj3nqrpa9w2qsezoygxfl">
+      <w:hyperlink w:history="1" r:id="rIdwpvzysegnmdjsgt9v_17e">
         <w:r>
           <w:rPr>
             <w:rFonts w:ascii="Arial" w:cs="Arial" w:eastAsia="Arial" w:hAnsi="Arial"/>
@@ -1426,7 +1426,7 @@
         </w:rPr>
         <w:t xml:space="preserve"> (</w:t>
       </w:r>
-      <w:hyperlink w:history="1" r:id="rId5qqtbhdupoeuow1wu-koh">
+      <w:hyperlink w:history="1" r:id="rIdz4cwe76qx0kbgohd-sdho">
         <w:r>
           <w:rPr>
             <w:rFonts w:ascii="Arial" w:cs="Arial" w:eastAsia="Arial" w:hAnsi="Arial"/>
